--- a/data/outputs/v2/Grade11/Biology/Quizzes/SS3.1_Reproduction_in_Animals/Biology_G11_SS3.1_Reproduction_in_Animals_L1_AnswerKey.docx
+++ b/data/outputs/v2/Grade11/Biology/Quizzes/SS3.1_Reproduction_in_Animals/Biology_G11_SS3.1_Reproduction_in_Animals_L1_AnswerKey.docx
@@ -1405,7 +1405,7 @@
         </w:rPr>
         <w:t xml:space="preserve">© 2026 SeaVuria and ARES. Aligned with KICD objectives. Developed by SeaVuria; technical implementation by ARES (with AI assistance from Claude). Licensed under </w:t>
       </w:r>
-      <w:hyperlink w:history="1" r:id="rId96iewe54ex5fypa8ggson">
+      <w:hyperlink w:history="1" r:id="rIda0da2pqqcfyxdt6idfuwp">
         <w:r>
           <w:rPr>
             <w:rFonts w:ascii="Arial" w:cs="Arial" w:eastAsia="Arial" w:hAnsi="Arial"/>
@@ -1426,7 +1426,7 @@
         </w:rPr>
         <w:t xml:space="preserve"> (</w:t>
       </w:r>
-      <w:hyperlink w:history="1" r:id="rIdl5tttagntdfzc8btnemfi">
+      <w:hyperlink w:history="1" r:id="rId1hj30kmhu3kvwubetrj3_">
         <w:r>
           <w:rPr>
             <w:rFonts w:ascii="Arial" w:cs="Arial" w:eastAsia="Arial" w:hAnsi="Arial"/>

--- a/data/outputs/v2/Grade11/Biology/Quizzes/SS3.1_Reproduction_in_Animals/Biology_G11_SS3.1_Reproduction_in_Animals_L1_AnswerKey.docx
+++ b/data/outputs/v2/Grade11/Biology/Quizzes/SS3.1_Reproduction_in_Animals/Biology_G11_SS3.1_Reproduction_in_Animals_L1_AnswerKey.docx
@@ -1405,7 +1405,7 @@
         </w:rPr>
         <w:t xml:space="preserve">© 2026 SeaVuria and ARES. Aligned with KICD objectives. Developed by SeaVuria; technical implementation by ARES (with AI assistance from Claude). Licensed under </w:t>
       </w:r>
-      <w:hyperlink w:history="1" r:id="rIda0da2pqqcfyxdt6idfuwp">
+      <w:hyperlink w:history="1" r:id="rIdb2uxzgntqp6qrxrrxxzkp">
         <w:r>
           <w:rPr>
             <w:rFonts w:ascii="Arial" w:cs="Arial" w:eastAsia="Arial" w:hAnsi="Arial"/>
@@ -1426,7 +1426,7 @@
         </w:rPr>
         <w:t xml:space="preserve"> (</w:t>
       </w:r>
-      <w:hyperlink w:history="1" r:id="rId1hj30kmhu3kvwubetrj3_">
+      <w:hyperlink w:history="1" r:id="rIdrwliaenth5nfjdyckndc0">
         <w:r>
           <w:rPr>
             <w:rFonts w:ascii="Arial" w:cs="Arial" w:eastAsia="Arial" w:hAnsi="Arial"/>
